--- a/public/templates/giay-de-nghi-hkd-uy-quyen.docx
+++ b/public/templates/giay-de-nghi-hkd-uy-quyen.docx
@@ -4756,14 +4756,14 @@
           <w:sz w:val="22"/>
           <w:szCs w:val="22"/>
         </w:rPr>
-        <w:t xml:space="preserve">: NGUYỄN MINH TUỆ        </w:t>
+        <w:t xml:space="preserve">: {uq_ho_ten}</w:t>
       </w:r>
       <w:r>
         <w:rPr>
           <w:sz w:val="22"/>
           <w:szCs w:val="22"/>
         </w:rPr>
-        <w:t xml:space="preserve">Giới tính: nam</w:t>
+        <w:t xml:space="preserve">Giới tính: {uq_gioi_tinh}</w:t>
       </w:r>
     </w:p>
     <w:p>
@@ -4781,7 +4781,7 @@
           <w:sz w:val="22"/>
           <w:szCs w:val="22"/>
         </w:rPr>
-        <w:t xml:space="preserve">Ngày sinh: 22/03/2001                         Dân tộc: Kinh             Quốc tịch: Việt Nam</w:t>
+        <w:t xml:space="preserve">Ngày sinh: {uq_ngay_sinh}    Dân tộc: Kinh    Quốc tịch: Việt Nam</w:t>
       </w:r>
     </w:p>
     <w:p>
@@ -4799,7 +4799,7 @@
           <w:sz w:val="22"/>
           <w:szCs w:val="22"/>
         </w:rPr>
-        <w:t xml:space="preserve">Căn cước công dân số: 008201003889</w:t>
+        <w:t xml:space="preserve">Căn cước công dân số: {uq_cccd}</w:t>
       </w:r>
     </w:p>
     <w:p>
@@ -4817,7 +4817,7 @@
           <w:sz w:val="22"/>
           <w:szCs w:val="22"/>
         </w:rPr>
-        <w:t xml:space="preserve">Địa chỉ liên lạc: Số 175 Phố Huế, Phường Hai Bà Trưng, Thành phố Hà Nội</w:t>
+        <w:t xml:space="preserve">Địa chỉ liên lạc: {uq_dia_chi}</w:t>
       </w:r>
     </w:p>
     <w:p>
@@ -4837,7 +4837,7 @@
           <w:sz w:val="22"/>
           <w:szCs w:val="22"/>
         </w:rPr>
-        <w:t xml:space="preserve">Điện Thoại: 0394379676                    </w:t>
+        <w:t xml:space="preserve">Điện Thoại: {uq_dien_thoai}    Email: {uq_email}</w:t>
       </w:r>
     </w:p>
     <w:p>
@@ -5404,7 +5404,7 @@
                 <w:sz w:val="22"/>
                 <w:szCs w:val="22"/>
               </w:rPr>
-              <w:t>NGUYỄN MINH TUỆ</w:t>
+              <w:t>{uq_ho_ten}</w:t>
             </w:r>
           </w:p>
         </w:tc>

--- a/public/templates/giay-de-nghi-hkd-uy-quyen.docx
+++ b/public/templates/giay-de-nghi-hkd-uy-quyen.docx
@@ -1578,24 +1578,8 @@
             <w:vAlign w:val="center"/>
           </w:tcPr>
           <w:p>
-            <w:pPr>
-              <w:tabs>
-                <w:tab w:val="left" w:pos="9072"/>
-              </w:tabs>
-              <w:jc w:val="center"/>
-              <w:rPr>
-                <w:bCs/>
-                <w:sz w:val="24"/>
-                <w:szCs w:val="24"/>
-              </w:rPr>
-            </w:pPr>
             <w:r>
-              <w:rPr>
-                <w:bCs/>
-                <w:sz w:val="24"/>
-                <w:szCs w:val="24"/>
-              </w:rPr>
-              <w:t>1</w:t>
+              <w:t>{#nganh_list}{stt}</w:t>
             </w:r>
           </w:p>
         </w:tc>
@@ -1610,21 +1594,8 @@
             <w:vAlign w:val="center"/>
           </w:tcPr>
           <w:p>
-            <w:pPr>
-              <w:tabs>
-                <w:tab w:val="left" w:pos="9072"/>
-              </w:tabs>
-              <w:rPr>
-                <w:sz w:val="24"/>
-                <w:szCs w:val="24"/>
-              </w:rPr>
-            </w:pPr>
             <w:r>
-              <w:rPr>
-                <w:sz w:val="24"/>
-                <w:szCs w:val="24"/>
-              </w:rPr>
-              <w:t>{ten_nganh}</w:t>
+              <w:t>{ten}</w:t>
             </w:r>
           </w:p>
         </w:tc>
@@ -1640,25 +1611,8 @@
             <w:vAlign w:val="center"/>
           </w:tcPr>
           <w:p>
-            <w:pPr>
-              <w:tabs>
-                <w:tab w:val="left" w:pos="9072"/>
-              </w:tabs>
-              <w:jc w:val="center"/>
-              <w:rPr>
-                <w:bCs/>
-                <w:sz w:val="24"/>
-                <w:szCs w:val="24"/>
-              </w:rPr>
-            </w:pPr>
             <w:r>
-              <w:rPr>
-                <w:b/>
-                <w:bCs/>
-                <w:sz w:val="24"/>
-                <w:szCs w:val="24"/>
-              </w:rPr>
-              <w:t>{ma_nganh}</w:t>
+              <w:t>{ma}</w:t>
             </w:r>
           </w:p>
         </w:tc>
@@ -1673,43 +1627,8 @@
             </w:tcBorders>
           </w:tcPr>
           <w:p>
-            <w:pPr>
-              <w:tabs>
-                <w:tab w:val="left" w:pos="9072"/>
-              </w:tabs>
-              <w:rPr>
-                <w:b/>
-                <w:sz w:val="24"/>
-                <w:szCs w:val="24"/>
-              </w:rPr>
-            </w:pPr>
             <w:r>
-              <w:rPr>
-                <w:b/>
-                <w:sz w:val="24"/>
-                <w:szCs w:val="24"/>
-              </w:rPr>
-              <w:t xml:space="preserve">                </w:t>
-            </w:r>
-          </w:p>
-          <w:p>
-            <w:pPr>
-              <w:tabs>
-                <w:tab w:val="left" w:pos="9072"/>
-              </w:tabs>
-              <w:rPr>
-                <w:b/>
-                <w:sz w:val="24"/>
-                <w:szCs w:val="24"/>
-              </w:rPr>
-            </w:pPr>
-            <w:r>
-              <w:rPr>
-                <w:b/>
-                <w:sz w:val="24"/>
-                <w:szCs w:val="24"/>
-              </w:rPr>
-              <w:t xml:space="preserve">                x</w:t>
+              <w:t>{chinh}{/nganh_list}</w:t>
             </w:r>
           </w:p>
         </w:tc>
